--- a/TAREAS 6 SEMESTRE/Recursos/Respaldo/PlantGeneral6to.docx
+++ b/TAREAS 6 SEMESTRE/Recursos/Respaldo/PlantGeneral6to.docx
@@ -961,6 +961,16 @@
           <w:szCs w:val="44"/>
         </w:rPr>
       </w:pPr>
+    </w:p>
+    <w:p>
+      <w:pPr>
+        <w:spacing w:line="278" w:lineRule="auto"/>
+        <w:rPr>
+          <w:rFonts w:asciiTheme="majorHAnsi" w:hAnsiTheme="majorHAnsi" w:cstheme="majorHAnsi"/>
+          <w:sz w:val="40"/>
+          <w:szCs w:val="44"/>
+        </w:rPr>
+      </w:pPr>
       <w:r>
         <w:rPr>
           <w:rFonts w:asciiTheme="majorHAnsi" w:hAnsiTheme="majorHAnsi" w:cstheme="majorHAnsi"/>
@@ -971,16 +981,16 @@
         <mc:AlternateContent>
           <mc:Choice Requires="wps">
             <w:drawing>
-              <wp:anchor distT="0" distB="0" distL="114300" distR="114300" simplePos="0" relativeHeight="251655168" behindDoc="0" locked="0" layoutInCell="1" allowOverlap="1" wp14:anchorId="4382B185" wp14:editId="52CDC5E3">
+              <wp:anchor distT="0" distB="0" distL="114300" distR="114300" simplePos="0" relativeHeight="251655168" behindDoc="0" locked="0" layoutInCell="1" allowOverlap="1" wp14:anchorId="4382B185" wp14:editId="35C680EA">
                 <wp:simplePos x="0" y="0"/>
                 <wp:positionH relativeFrom="page">
-                  <wp:posOffset>892810</wp:posOffset>
+                  <wp:posOffset>890905</wp:posOffset>
                 </wp:positionH>
                 <wp:positionV relativeFrom="paragraph">
-                  <wp:posOffset>177800</wp:posOffset>
+                  <wp:posOffset>140123</wp:posOffset>
                 </wp:positionV>
-                <wp:extent cx="5579745" cy="2619375"/>
-                <wp:effectExtent l="19050" t="19050" r="20955" b="28575"/>
+                <wp:extent cx="5579745" cy="2173605"/>
+                <wp:effectExtent l="19050" t="19050" r="20955" b="17145"/>
                 <wp:wrapNone/>
                 <wp:docPr id="589855732" name="Cuadro de texto 283"/>
                 <wp:cNvGraphicFramePr/>
@@ -991,7 +1001,7 @@
                       <wps:spPr>
                         <a:xfrm>
                           <a:off x="0" y="0"/>
-                          <a:ext cx="5579745" cy="2619375"/>
+                          <a:ext cx="5579745" cy="2173605"/>
                         </a:xfrm>
                         <a:prstGeom prst="rect">
                           <a:avLst/>
@@ -1088,34 +1098,6 @@
                               </w:rPr>
                               <w:t xml:space="preserve">ICOM </w:t>
                             </w:r>
-                            <w:r>
-                              <w:rPr>
-                                <w:rFonts w:asciiTheme="majorHAnsi" w:hAnsiTheme="majorHAnsi" w:cstheme="majorHAnsi"/>
-                                <w:b/>
-                                <w:bCs/>
-                                <w:sz w:val="40"/>
-                                <w:szCs w:val="44"/>
-                              </w:rPr>
-                              <w:t>Sección</w:t>
-                            </w:r>
-                            <w:r>
-                              <w:rPr>
-                                <w:rFonts w:asciiTheme="majorHAnsi" w:hAnsiTheme="majorHAnsi" w:cstheme="majorHAnsi"/>
-                                <w:b/>
-                                <w:bCs/>
-                                <w:sz w:val="40"/>
-                                <w:szCs w:val="44"/>
-                              </w:rPr>
-                              <w:t>:</w:t>
-                            </w:r>
-                            <w:r>
-                              <w:rPr>
-                                <w:rFonts w:asciiTheme="majorHAnsi" w:hAnsiTheme="majorHAnsi" w:cstheme="majorHAnsi"/>
-                                <w:sz w:val="40"/>
-                                <w:szCs w:val="44"/>
-                              </w:rPr>
-                              <w:t xml:space="preserve"> D05 </w:t>
-                            </w:r>
                           </w:p>
                           <w:p>
                             <w:pPr>
@@ -1158,41 +1140,6 @@
                                 <w:szCs w:val="44"/>
                               </w:rPr>
                               <w:t xml:space="preserve"> </w:t>
-                            </w:r>
-                          </w:p>
-                          <w:p>
-                            <w:pPr>
-                              <w:rPr>
-                                <w:rFonts w:asciiTheme="majorHAnsi" w:hAnsiTheme="majorHAnsi" w:cstheme="majorHAnsi"/>
-                                <w:sz w:val="40"/>
-                                <w:szCs w:val="44"/>
-                              </w:rPr>
-                            </w:pPr>
-                            <w:r>
-                              <w:rPr>
-                                <w:rFonts w:asciiTheme="majorHAnsi" w:hAnsiTheme="majorHAnsi" w:cstheme="majorHAnsi"/>
-                                <w:b/>
-                                <w:bCs/>
-                                <w:sz w:val="40"/>
-                                <w:szCs w:val="44"/>
-                              </w:rPr>
-                              <w:t>Departamento</w:t>
-                            </w:r>
-                            <w:r>
-                              <w:rPr>
-                                <w:rFonts w:asciiTheme="majorHAnsi" w:hAnsiTheme="majorHAnsi" w:cstheme="majorHAnsi"/>
-                                <w:sz w:val="40"/>
-                                <w:szCs w:val="44"/>
-                              </w:rPr>
-                              <w:t xml:space="preserve">: </w:t>
-                            </w:r>
-                            <w:r>
-                              <w:rPr>
-                                <w:rFonts w:asciiTheme="majorHAnsi" w:hAnsiTheme="majorHAnsi" w:cstheme="majorHAnsi"/>
-                                <w:sz w:val="40"/>
-                                <w:szCs w:val="44"/>
-                              </w:rPr>
-                              <w:t>Ciencias Computacionales</w:t>
                             </w:r>
                           </w:p>
                           <w:p>
@@ -1261,7 +1208,11 @@
           </mc:Choice>
           <mc:Fallback>
             <w:pict>
-              <v:shape w14:anchorId="4382B185" id="Cuadro de texto 283" o:spid="_x0000_s1029" type="#_x0000_t202" style="position:absolute;left:0;text-align:left;margin-left:70.3pt;margin-top:14pt;width:439.35pt;height:206.25pt;z-index:251655168;visibility:visible;mso-wrap-style:square;mso-width-percent:0;mso-height-percent:0;mso-wrap-distance-left:9pt;mso-wrap-distance-top:0;mso-wrap-distance-right:9pt;mso-wrap-distance-bottom:0;mso-position-horizontal:absolute;mso-position-horizontal-relative:page;mso-position-vertical:absolute;mso-position-vertical-relative:text;mso-width-percent:0;mso-height-percent:0;mso-width-relative:margin;mso-height-relative:margin;v-text-anchor:top" o:gfxdata="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" filled="f" strokecolor="#81685d [1614]" strokeweight="3pt">
+              <v:shapetype w14:anchorId="4382B185" id="_x0000_t202" coordsize="21600,21600" o:spt="202" path="m,l,21600r21600,l21600,xe">
+                <v:stroke joinstyle="miter"/>
+                <v:path gradientshapeok="t" o:connecttype="rect"/>
+              </v:shapetype>
+              <v:shape id="Cuadro de texto 283" o:spid="_x0000_s1029" type="#_x0000_t202" style="position:absolute;left:0;text-align:left;margin-left:70.15pt;margin-top:11.05pt;width:439.35pt;height:171.15pt;z-index:251655168;visibility:visible;mso-wrap-style:square;mso-width-percent:0;mso-height-percent:0;mso-wrap-distance-left:9pt;mso-wrap-distance-top:0;mso-wrap-distance-right:9pt;mso-wrap-distance-bottom:0;mso-position-horizontal:absolute;mso-position-horizontal-relative:page;mso-position-vertical:absolute;mso-position-vertical-relative:text;mso-width-percent:0;mso-height-percent:0;mso-width-relative:margin;mso-height-relative:margin;v-text-anchor:top" o:gfxdata="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" filled="f" strokecolor="#81685d [1614]" strokeweight="3pt">
                 <v:stroke dashstyle="longDashDotDot"/>
                 <v:textbox>
                   <w:txbxContent>
@@ -1345,34 +1296,6 @@
                         </w:rPr>
                         <w:t xml:space="preserve">ICOM </w:t>
                       </w:r>
-                      <w:r>
-                        <w:rPr>
-                          <w:rFonts w:asciiTheme="majorHAnsi" w:hAnsiTheme="majorHAnsi" w:cstheme="majorHAnsi"/>
-                          <w:b/>
-                          <w:bCs/>
-                          <w:sz w:val="40"/>
-                          <w:szCs w:val="44"/>
-                        </w:rPr>
-                        <w:t>Sección</w:t>
-                      </w:r>
-                      <w:r>
-                        <w:rPr>
-                          <w:rFonts w:asciiTheme="majorHAnsi" w:hAnsiTheme="majorHAnsi" w:cstheme="majorHAnsi"/>
-                          <w:b/>
-                          <w:bCs/>
-                          <w:sz w:val="40"/>
-                          <w:szCs w:val="44"/>
-                        </w:rPr>
-                        <w:t>:</w:t>
-                      </w:r>
-                      <w:r>
-                        <w:rPr>
-                          <w:rFonts w:asciiTheme="majorHAnsi" w:hAnsiTheme="majorHAnsi" w:cstheme="majorHAnsi"/>
-                          <w:sz w:val="40"/>
-                          <w:szCs w:val="44"/>
-                        </w:rPr>
-                        <w:t xml:space="preserve"> D05 </w:t>
-                      </w:r>
                     </w:p>
                     <w:p>
                       <w:pPr>
@@ -1433,41 +1356,6 @@
                           <w:sz w:val="40"/>
                           <w:szCs w:val="44"/>
                         </w:rPr>
-                        <w:t>Departamento</w:t>
-                      </w:r>
-                      <w:r>
-                        <w:rPr>
-                          <w:rFonts w:asciiTheme="majorHAnsi" w:hAnsiTheme="majorHAnsi" w:cstheme="majorHAnsi"/>
-                          <w:sz w:val="40"/>
-                          <w:szCs w:val="44"/>
-                        </w:rPr>
-                        <w:t xml:space="preserve">: </w:t>
-                      </w:r>
-                      <w:r>
-                        <w:rPr>
-                          <w:rFonts w:asciiTheme="majorHAnsi" w:hAnsiTheme="majorHAnsi" w:cstheme="majorHAnsi"/>
-                          <w:sz w:val="40"/>
-                          <w:szCs w:val="44"/>
-                        </w:rPr>
-                        <w:t>Ciencias Computacionales</w:t>
-                      </w:r>
-                    </w:p>
-                    <w:p>
-                      <w:pPr>
-                        <w:rPr>
-                          <w:rFonts w:asciiTheme="majorHAnsi" w:hAnsiTheme="majorHAnsi" w:cstheme="majorHAnsi"/>
-                          <w:sz w:val="40"/>
-                          <w:szCs w:val="44"/>
-                        </w:rPr>
-                      </w:pPr>
-                      <w:r>
-                        <w:rPr>
-                          <w:rFonts w:asciiTheme="majorHAnsi" w:hAnsiTheme="majorHAnsi" w:cstheme="majorHAnsi"/>
-                          <w:b/>
-                          <w:bCs/>
-                          <w:sz w:val="40"/>
-                          <w:szCs w:val="44"/>
-                        </w:rPr>
                         <w:t>Fecha</w:t>
                       </w:r>
                       <w:r>
@@ -1504,16 +1392,6 @@
           </mc:Fallback>
         </mc:AlternateContent>
       </w:r>
-    </w:p>
-    <w:p>
-      <w:pPr>
-        <w:spacing w:line="278" w:lineRule="auto"/>
-        <w:rPr>
-          <w:rFonts w:asciiTheme="majorHAnsi" w:hAnsiTheme="majorHAnsi" w:cstheme="majorHAnsi"/>
-          <w:sz w:val="40"/>
-          <w:szCs w:val="44"/>
-        </w:rPr>
-      </w:pPr>
       <w:r>
         <w:rPr>
           <w:rFonts w:asciiTheme="majorHAnsi" w:hAnsiTheme="majorHAnsi" w:cstheme="majorHAnsi"/>
